--- a/public/assets/files/stacjonarne/HIS2.docx
+++ b/public/assets/files/stacjonarne/HIS2.docx
@@ -523,6 +523,7 @@
                 <w:i w:val="0"/>
                 <w:sz w:val="22"/>
               </w:rPr>
+              <w:t>I</w:t>
             </w:r>
           </w:p>
         </w:tc>
@@ -560,6 +561,7 @@
                 <w:i w:val="0"/>
                 <w:sz w:val="22"/>
               </w:rPr>
+              <w:t>lektorat</w:t>
             </w:r>
           </w:p>
         </w:tc>

--- a/public/assets/files/stacjonarne/HIS2.docx
+++ b/public/assets/files/stacjonarne/HIS2.docx
@@ -681,12 +681,22 @@
         <w:tblW w:w="5000" w:type="pct"/>
       </w:tblPr>
       <w:tblGrid>
-        <w:gridCol w:w="9972"/>
+        <w:gridCol w:w="997"/>
+        <w:gridCol w:w="997"/>
+        <w:gridCol w:w="997"/>
+        <w:gridCol w:w="997"/>
+        <w:gridCol w:w="997"/>
+        <w:gridCol w:w="997"/>
+        <w:gridCol w:w="997"/>
+        <w:gridCol w:w="997"/>
+        <w:gridCol w:w="997"/>
+        <w:gridCol w:w="997"/>
       </w:tblGrid>
       <w:tr>
         <w:tc>
           <w:tcPr>
-            <w:tcW w:type="dxa" w:w="9972"/>
+            <w:tcW w:type="dxa" w:w="9970"/>
+            <w:gridSpan w:val="10"/>
             <w:shd w:val="clear" w:color="auto" w:fill="D9D9D9"/>
           </w:tcPr>
           <w:p>
@@ -705,31 +715,34 @@
           </w:p>
         </w:tc>
       </w:tr>
-    </w:tbl>
-    <w:tbl>
-      <w:tblPr>
-        <w:tblW w:type="auto" w:w="0"/>
-        <w:tblLook w:firstColumn="1" w:firstRow="1" w:lastColumn="0" w:lastRow="0" w:noHBand="0" w:noVBand="1" w:val="04A0"/>
-        <w:tblBorders>
-          <w:top w:val="single" w:sz="4" w:space="0" w:color="000000"/>
-          <w:left w:val="single" w:sz="4" w:space="0" w:color="000000"/>
-          <w:bottom w:val="single" w:sz="4" w:space="0" w:color="000000"/>
-          <w:right w:val="single" w:sz="4" w:space="0" w:color="000000"/>
-          <w:insideH w:val="single" w:sz="4" w:space="0" w:color="000000"/>
-          <w:insideV w:val="single" w:sz="4" w:space="0" w:color="000000"/>
-        </w:tblBorders>
-        <w:tblW w:w="5000" w:type="pct"/>
-      </w:tblPr>
-      <w:tblGrid>
-        <w:gridCol w:w="2493"/>
-        <w:gridCol w:w="2493"/>
-        <w:gridCol w:w="2493"/>
-        <w:gridCol w:w="2493"/>
-      </w:tblGrid>
       <w:tr>
         <w:tc>
           <w:tcPr>
-            <w:tcW w:type="dxa" w:w="2493"/>
+            <w:tcW w:type="dxa" w:w="9970"/>
+            <w:gridSpan w:val="10"/>
+            <w:shd w:val="clear" w:color="auto" w:fill="D9D9D9"/>
+          </w:tcPr>
+          <w:p>
+            <w:pPr>
+              <w:spacing w:before="20" w:after="20"/>
+            </w:pPr>
+            <w:r>
+              <w:rPr>
+                <w:rFonts w:ascii="Aptos" w:hAnsi="Aptos"/>
+                <w:b w:val="0"/>
+                <w:i w:val="0"/>
+                <w:sz w:val="16"/>
+              </w:rPr>
+              <w:t>Wymiar godzinowy (liczba godzin w semestrze)</w:t>
+            </w:r>
+          </w:p>
+        </w:tc>
+      </w:tr>
+      <w:tr>
+        <w:tc>
+          <w:tcPr>
+            <w:tcW w:type="dxa" w:w="1994"/>
+            <w:gridSpan w:val="2"/>
             <w:shd w:val="clear" w:color="auto" w:fill="D9D9D9"/>
           </w:tcPr>
           <w:p>
@@ -749,7 +762,8 @@
         </w:tc>
         <w:tc>
           <w:tcPr>
-            <w:tcW w:type="dxa" w:w="2493"/>
+            <w:tcW w:type="dxa" w:w="2991"/>
+            <w:gridSpan w:val="3"/>
             <w:shd w:val="clear" w:color="auto" w:fill="D9D9D9"/>
           </w:tcPr>
           <w:p>
@@ -769,7 +783,8 @@
         </w:tc>
         <w:tc>
           <w:tcPr>
-            <w:tcW w:type="dxa" w:w="2493"/>
+            <w:tcW w:type="dxa" w:w="2991"/>
+            <w:gridSpan w:val="3"/>
             <w:shd w:val="clear" w:color="auto" w:fill="D9D9D9"/>
           </w:tcPr>
           <w:p>
@@ -789,7 +804,8 @@
         </w:tc>
         <w:tc>
           <w:tcPr>
-            <w:tcW w:type="dxa" w:w="2493"/>
+            <w:tcW w:type="dxa" w:w="1994"/>
+            <w:gridSpan w:val="2"/>
             <w:shd w:val="clear" w:color="auto" w:fill="D9D9D9"/>
           </w:tcPr>
           <w:p>
@@ -811,7 +827,8 @@
       <w:tr>
         <w:tc>
           <w:tcPr>
-            <w:tcW w:type="dxa" w:w="2493"/>
+            <w:tcW w:type="dxa" w:w="1994"/>
+            <w:gridSpan w:val="2"/>
           </w:tcPr>
           <w:p>
             <w:pPr>
@@ -830,7 +847,8 @@
         </w:tc>
         <w:tc>
           <w:tcPr>
-            <w:tcW w:type="dxa" w:w="2493"/>
+            <w:tcW w:type="dxa" w:w="2991"/>
+            <w:gridSpan w:val="3"/>
           </w:tcPr>
           <w:p>
             <w:pPr>
@@ -849,7 +867,8 @@
         </w:tc>
         <w:tc>
           <w:tcPr>
-            <w:tcW w:type="dxa" w:w="2493"/>
+            <w:tcW w:type="dxa" w:w="2991"/>
+            <w:gridSpan w:val="3"/>
           </w:tcPr>
           <w:p>
             <w:pPr>
@@ -868,7 +887,8 @@
         </w:tc>
         <w:tc>
           <w:tcPr>
-            <w:tcW w:type="dxa" w:w="2493"/>
+            <w:tcW w:type="dxa" w:w="1994"/>
+            <w:gridSpan w:val="2"/>
           </w:tcPr>
           <w:p>
             <w:pPr>
@@ -886,30 +906,34 @@
           </w:p>
         </w:tc>
       </w:tr>
-    </w:tbl>
-    <w:tbl>
-      <w:tblPr>
-        <w:tblW w:type="auto" w:w="0"/>
-        <w:tblLook w:firstColumn="1" w:firstRow="1" w:lastColumn="0" w:lastRow="0" w:noHBand="0" w:noVBand="1" w:val="04A0"/>
-        <w:tblBorders>
-          <w:top w:val="single" w:sz="4" w:space="0" w:color="000000"/>
-          <w:left w:val="single" w:sz="4" w:space="0" w:color="000000"/>
-          <w:bottom w:val="single" w:sz="4" w:space="0" w:color="000000"/>
-          <w:right w:val="single" w:sz="4" w:space="0" w:color="000000"/>
-          <w:insideH w:val="single" w:sz="4" w:space="0" w:color="000000"/>
-          <w:insideV w:val="single" w:sz="4" w:space="0" w:color="000000"/>
-        </w:tblBorders>
-        <w:tblW w:w="5000" w:type="pct"/>
-      </w:tblPr>
-      <w:tblGrid>
-        <w:gridCol w:w="3324"/>
-        <w:gridCol w:w="3324"/>
-        <w:gridCol w:w="3324"/>
-      </w:tblGrid>
       <w:tr>
         <w:tc>
           <w:tcPr>
-            <w:tcW w:type="dxa" w:w="3324"/>
+            <w:tcW w:type="dxa" w:w="9970"/>
+            <w:gridSpan w:val="10"/>
+            <w:shd w:val="clear" w:color="auto" w:fill="D9D9D9"/>
+          </w:tcPr>
+          <w:p>
+            <w:pPr>
+              <w:spacing w:before="20" w:after="20"/>
+            </w:pPr>
+            <w:r>
+              <w:rPr>
+                <w:rFonts w:ascii="Aptos" w:hAnsi="Aptos"/>
+                <w:b/>
+                <w:i w:val="0"/>
+                <w:sz w:val="22"/>
+              </w:rPr>
+              <w:t>Bilans ECTS</w:t>
+            </w:r>
+          </w:p>
+        </w:tc>
+      </w:tr>
+      <w:tr>
+        <w:tc>
+          <w:tcPr>
+            <w:tcW w:type="dxa" w:w="4985"/>
+            <w:gridSpan w:val="5"/>
             <w:shd w:val="clear" w:color="auto" w:fill="D9D9D9"/>
           </w:tcPr>
           <w:p>
@@ -929,7 +953,8 @@
         </w:tc>
         <w:tc>
           <w:tcPr>
-            <w:tcW w:type="dxa" w:w="3324"/>
+            <w:tcW w:type="dxa" w:w="2991"/>
+            <w:gridSpan w:val="3"/>
             <w:shd w:val="clear" w:color="auto" w:fill="D9D9D9"/>
           </w:tcPr>
           <w:p>
@@ -949,7 +974,8 @@
         </w:tc>
         <w:tc>
           <w:tcPr>
-            <w:tcW w:type="dxa" w:w="3324"/>
+            <w:tcW w:type="dxa" w:w="1994"/>
+            <w:gridSpan w:val="2"/>
             <w:shd w:val="clear" w:color="auto" w:fill="D9D9D9"/>
           </w:tcPr>
           <w:p>
@@ -971,7 +997,8 @@
       <w:tr>
         <w:tc>
           <w:tcPr>
-            <w:tcW w:type="dxa" w:w="3324"/>
+            <w:tcW w:type="dxa" w:w="4985"/>
+            <w:gridSpan w:val="5"/>
           </w:tcPr>
           <w:p>
             <w:pPr>
@@ -990,7 +1017,8 @@
         </w:tc>
         <w:tc>
           <w:tcPr>
-            <w:tcW w:type="dxa" w:w="3324"/>
+            <w:tcW w:type="dxa" w:w="2991"/>
+            <w:gridSpan w:val="3"/>
           </w:tcPr>
           <w:p>
             <w:pPr>
@@ -1009,7 +1037,8 @@
         </w:tc>
         <w:tc>
           <w:tcPr>
-            <w:tcW w:type="dxa" w:w="3324"/>
+            <w:tcW w:type="dxa" w:w="1994"/>
+            <w:gridSpan w:val="2"/>
           </w:tcPr>
           <w:p>
             <w:pPr>
@@ -1030,7 +1059,8 @@
       <w:tr>
         <w:tc>
           <w:tcPr>
-            <w:tcW w:type="dxa" w:w="3324"/>
+            <w:tcW w:type="dxa" w:w="4985"/>
+            <w:gridSpan w:val="5"/>
           </w:tcPr>
           <w:p>
             <w:pPr>
@@ -1049,7 +1079,8 @@
         </w:tc>
         <w:tc>
           <w:tcPr>
-            <w:tcW w:type="dxa" w:w="3324"/>
+            <w:tcW w:type="dxa" w:w="2991"/>
+            <w:gridSpan w:val="3"/>
           </w:tcPr>
           <w:p>
             <w:pPr>
@@ -1068,7 +1099,8 @@
         </w:tc>
         <w:tc>
           <w:tcPr>
-            <w:tcW w:type="dxa" w:w="3324"/>
+            <w:tcW w:type="dxa" w:w="1994"/>
+            <w:gridSpan w:val="2"/>
           </w:tcPr>
           <w:p>
             <w:pPr>
@@ -1089,7 +1121,29 @@
       <w:tr>
         <w:tc>
           <w:tcPr>
-            <w:tcW w:type="dxa" w:w="3324"/>
+            <w:tcW w:type="dxa" w:w="4985"/>
+            <w:gridSpan w:val="5"/>
+            <w:shd w:val="clear" w:color="auto" w:fill="D9D9D9"/>
+          </w:tcPr>
+          <w:p>
+            <w:pPr>
+              <w:spacing w:before="20" w:after="20"/>
+            </w:pPr>
+            <w:r>
+              <w:rPr>
+                <w:rFonts w:ascii="Aptos" w:hAnsi="Aptos"/>
+                <w:b/>
+                <w:i w:val="0"/>
+                <w:sz w:val="16"/>
+              </w:rPr>
+              <w:t>Opis samodzielnej pracy studenta</w:t>
+            </w:r>
+          </w:p>
+        </w:tc>
+        <w:tc>
+          <w:tcPr>
+            <w:tcW w:type="dxa" w:w="4985"/>
+            <w:gridSpan w:val="5"/>
           </w:tcPr>
           <w:p>
             <w:pPr>
@@ -1102,45 +1156,7 @@
                 <w:i w:val="0"/>
                 <w:sz w:val="22"/>
               </w:rPr>
-              <w:t>Suma</w:t>
-            </w:r>
-          </w:p>
-        </w:tc>
-        <w:tc>
-          <w:tcPr>
-            <w:tcW w:type="dxa" w:w="3324"/>
-          </w:tcPr>
-          <w:p>
-            <w:pPr>
-              <w:spacing w:before="20" w:after="20"/>
-            </w:pPr>
-            <w:r>
-              <w:rPr>
-                <w:rFonts w:ascii="Aptos" w:hAnsi="Aptos"/>
-                <w:b w:val="0"/>
-                <w:i w:val="0"/>
-                <w:sz w:val="22"/>
-              </w:rPr>
-              <w:t>75</w:t>
-            </w:r>
-          </w:p>
-        </w:tc>
-        <w:tc>
-          <w:tcPr>
-            <w:tcW w:type="dxa" w:w="3324"/>
-          </w:tcPr>
-          <w:p>
-            <w:pPr>
-              <w:spacing w:before="20" w:after="20"/>
-            </w:pPr>
-            <w:r>
-              <w:rPr>
-                <w:rFonts w:ascii="Aptos" w:hAnsi="Aptos"/>
-                <w:b w:val="0"/>
-                <w:i w:val="0"/>
-                <w:sz w:val="22"/>
-              </w:rPr>
-              <w:t>3</w:t>
+              <w:t>Nauka słownictwa i gramatyki języka hiszpańskiego; przygotowywanie prac pisemnych; ćwiczenia konwersacyjne; przygotowanie do kolokwiów i testów.</w:t>
             </w:r>
           </w:p>
         </w:tc>
@@ -1251,7 +1267,97 @@
           <w:tcPr>
             <w:tcW w:type="dxa" w:w="9972"/>
           </w:tcPr>
-          <w:p/>
+          <w:p>
+            <w:pPr>
+              <w:spacing w:before="20" w:after="20"/>
+            </w:pPr>
+            <w:r>
+              <w:rPr>
+                <w:rFonts w:ascii="Aptos" w:hAnsi="Aptos"/>
+                <w:b/>
+                <w:sz w:val="22"/>
+              </w:rPr>
+              <w:t>Ćwiczenia / Laboratorium:</w:t>
+            </w:r>
+          </w:p>
+          <w:p>
+            <w:pPr>
+              <w:spacing w:before="20" w:after="20"/>
+            </w:pPr>
+            <w:r>
+              <w:rPr>
+                <w:rFonts w:ascii="Aptos" w:hAnsi="Aptos"/>
+                <w:b w:val="0"/>
+                <w:sz w:val="22"/>
+              </w:rPr>
+              <w:t>• analiza tekstów z dyskusją</w:t>
+            </w:r>
+          </w:p>
+          <w:p>
+            <w:pPr>
+              <w:spacing w:before="20" w:after="20"/>
+            </w:pPr>
+            <w:r>
+              <w:rPr>
+                <w:rFonts w:ascii="Aptos" w:hAnsi="Aptos"/>
+                <w:b w:val="0"/>
+                <w:sz w:val="22"/>
+              </w:rPr>
+              <w:t>• rozwiązywanie zadań</w:t>
+            </w:r>
+          </w:p>
+          <w:p>
+            <w:pPr>
+              <w:spacing w:before="20" w:after="20"/>
+            </w:pPr>
+            <w:r>
+              <w:rPr>
+                <w:rFonts w:ascii="Aptos" w:hAnsi="Aptos"/>
+                <w:b w:val="0"/>
+                <w:sz w:val="22"/>
+              </w:rPr>
+              <w:t>• burza mózgów</w:t>
+            </w:r>
+          </w:p>
+          <w:p>
+            <w:pPr>
+              <w:spacing w:before="20" w:after="20"/>
+            </w:pPr>
+            <w:r>
+              <w:rPr>
+                <w:rFonts w:ascii="Aptos" w:hAnsi="Aptos"/>
+                <w:b w:val="0"/>
+                <w:sz w:val="22"/>
+              </w:rPr>
+              <w:t>• mind map</w:t>
+            </w:r>
+          </w:p>
+          <w:p>
+            <w:pPr>
+              <w:spacing w:before="20" w:after="20"/>
+            </w:pPr>
+            <w:r>
+              <w:rPr>
+                <w:rFonts w:ascii="Aptos" w:hAnsi="Aptos"/>
+                <w:b w:val="0"/>
+                <w:sz w:val="22"/>
+              </w:rPr>
+              <w:t>• praca grupowa nad projektem z wykorzystaniem nowoczesnych technik informatycznych</w:t>
+            </w:r>
+          </w:p>
+          <w:p>
+            <w:pPr>
+              <w:spacing w:before="20" w:after="20"/>
+            </w:pPr>
+            <w:r>
+              <w:rPr>
+                <w:rFonts w:ascii="Aptos" w:hAnsi="Aptos"/>
+                <w:b w:val="0"/>
+                <w:sz w:val="22"/>
+              </w:rPr>
+              <w:t>• warsztaty</w:t>
+            </w:r>
+          </w:p>
         </w:tc>
       </w:tr>
     </w:tbl>
@@ -1429,7 +1535,7 @@
                 <w:rFonts w:ascii="Aptos" w:hAnsi="Aptos"/>
                 <w:sz w:val="22"/>
               </w:rPr>
-              <w:t>☐ Zaliczenie z oceną</w:t>
+              <w:t>☑ Zaliczenie z oceną</w:t>
             </w:r>
           </w:p>
           <w:p>
@@ -1500,69 +1606,10 @@
             <w:r>
               <w:rPr>
                 <w:rFonts w:ascii="Aptos" w:hAnsi="Aptos"/>
+                <w:b w:val="0"/>
+                <w:i w:val="0"/>
                 <w:sz w:val="22"/>
               </w:rPr>
-              <w:t>1. Obecność na zajęciach – max. 2 nieusprawiedliwione nieobecności w semestrze.</w:t>
-            </w:r>
-          </w:p>
-          <w:p>
-            <w:pPr>
-              <w:spacing w:before="20" w:after="20"/>
-            </w:pPr>
-            <w:r>
-              <w:rPr>
-                <w:rFonts w:ascii="Aptos" w:hAnsi="Aptos"/>
-                <w:sz w:val="22"/>
-              </w:rPr>
-              <w:t>2. Prace pisemne – min. jedna praca na semestr.</w:t>
-            </w:r>
-          </w:p>
-          <w:p>
-            <w:pPr>
-              <w:spacing w:before="20" w:after="20"/>
-            </w:pPr>
-            <w:r>
-              <w:rPr>
-                <w:rFonts w:ascii="Aptos" w:hAnsi="Aptos"/>
-                <w:sz w:val="22"/>
-              </w:rPr>
-              <w:t>3. Kolokwia/testy/kartkówki na podstawie opracowanego materiału – min. 2 na semestr.</w:t>
-            </w:r>
-          </w:p>
-          <w:p>
-            <w:pPr>
-              <w:spacing w:before="20" w:after="20"/>
-            </w:pPr>
-            <w:r>
-              <w:rPr>
-                <w:rFonts w:ascii="Aptos" w:hAnsi="Aptos"/>
-                <w:sz w:val="22"/>
-              </w:rPr>
-              <w:t>4. Wypowiedź ustna (o rodzaju decyduje lektor).</w:t>
-            </w:r>
-          </w:p>
-          <w:p>
-            <w:pPr>
-              <w:spacing w:before="20" w:after="20"/>
-            </w:pPr>
-            <w:r>
-              <w:rPr>
-                <w:rFonts w:ascii="Aptos" w:hAnsi="Aptos"/>
-                <w:sz w:val="22"/>
-              </w:rPr>
-              <w:t>5. Przygotowywanie prac domowych oraz aktywne uczestnictwo w zajęciach.</w:t>
-            </w:r>
-          </w:p>
-          <w:p>
-            <w:pPr>
-              <w:spacing w:before="20" w:after="20"/>
-            </w:pPr>
-            <w:r>
-              <w:rPr>
-                <w:rFonts w:ascii="Aptos" w:hAnsi="Aptos"/>
-                <w:sz w:val="22"/>
-              </w:rPr>
-              <w:t>6. Kryteria zaliczenia: uzyskanie przynajmniej 51% możliwych punktów za prace pisemne/testy oraz pozytywna (min. 3.0) ocena łączna za pozostałe formy.</w:t>
             </w:r>
           </w:p>
         </w:tc>
@@ -1579,7 +1626,7 @@
                 <w:rFonts w:ascii="Aptos" w:hAnsi="Aptos"/>
                 <w:sz w:val="22"/>
               </w:rPr>
-              <w:t>1. Obecność na zajęciach – max. 2 nieusprawiedliwione nieobecności w semestrze.</w:t>
+              <w:t>1. kolokwium</w:t>
             </w:r>
           </w:p>
           <w:p>
@@ -1591,7 +1638,7 @@
                 <w:rFonts w:ascii="Aptos" w:hAnsi="Aptos"/>
                 <w:sz w:val="22"/>
               </w:rPr>
-              <w:t>2. Prace pisemne – min. jedna praca na semestr.</w:t>
+              <w:t>2. egzamin ustny</w:t>
             </w:r>
           </w:p>
           <w:p>
@@ -1603,43 +1650,7 @@
                 <w:rFonts w:ascii="Aptos" w:hAnsi="Aptos"/>
                 <w:sz w:val="22"/>
               </w:rPr>
-              <w:t>3. Kolokwia/testy/kartkówki na podstawie opracowanego materiału – min. 2 na semestr.</w:t>
-            </w:r>
-          </w:p>
-          <w:p>
-            <w:pPr>
-              <w:spacing w:before="20" w:after="20"/>
-            </w:pPr>
-            <w:r>
-              <w:rPr>
-                <w:rFonts w:ascii="Aptos" w:hAnsi="Aptos"/>
-                <w:sz w:val="22"/>
-              </w:rPr>
-              <w:t>4. Wypowiedź ustna (o rodzaju decyduje lektor).</w:t>
-            </w:r>
-          </w:p>
-          <w:p>
-            <w:pPr>
-              <w:spacing w:before="20" w:after="20"/>
-            </w:pPr>
-            <w:r>
-              <w:rPr>
-                <w:rFonts w:ascii="Aptos" w:hAnsi="Aptos"/>
-                <w:sz w:val="22"/>
-              </w:rPr>
-              <w:t>5. Przygotowywanie prac domowych oraz aktywne uczestnictwo w zajęciach.</w:t>
-            </w:r>
-          </w:p>
-          <w:p>
-            <w:pPr>
-              <w:spacing w:before="20" w:after="20"/>
-            </w:pPr>
-            <w:r>
-              <w:rPr>
-                <w:rFonts w:ascii="Aptos" w:hAnsi="Aptos"/>
-                <w:sz w:val="22"/>
-              </w:rPr>
-              <w:t>6. Kryteria zaliczenia: uzyskanie przynajmniej 51% możliwych punktów za prace pisemne/testy oraz pozytywna (min. 3.0) ocena łączna za pozostałe formy.</w:t>
+              <w:t>3. ocena sporządzonego dokumentu</w:t>
             </w:r>
           </w:p>
         </w:tc>
@@ -1882,14 +1893,14 @@
         <w:tblW w:w="5000" w:type="pct"/>
       </w:tblPr>
       <w:tblGrid>
-        <w:gridCol w:w="3324"/>
-        <w:gridCol w:w="3324"/>
-        <w:gridCol w:w="3324"/>
+        <w:gridCol w:w="680"/>
+        <w:gridCol w:w="4536"/>
+        <w:gridCol w:w="4252"/>
       </w:tblGrid>
       <w:tr>
         <w:tc>
           <w:tcPr>
-            <w:tcW w:type="dxa" w:w="9972"/>
+            <w:tcW w:type="dxa" w:w="9468"/>
             <w:gridSpan w:val="3"/>
             <w:shd w:val="clear" w:color="auto" w:fill="D9D9D9"/>
           </w:tcPr>
@@ -1912,7 +1923,7 @@
       <w:tr>
         <w:tc>
           <w:tcPr>
-            <w:tcW w:type="dxa" w:w="3324"/>
+            <w:tcW w:type="dxa" w:w="680"/>
             <w:shd w:val="clear" w:color="auto" w:fill="D9D9D9"/>
           </w:tcPr>
           <w:p>
@@ -1932,7 +1943,7 @@
         </w:tc>
         <w:tc>
           <w:tcPr>
-            <w:tcW w:type="dxa" w:w="3324"/>
+            <w:tcW w:type="dxa" w:w="4536"/>
             <w:shd w:val="clear" w:color="auto" w:fill="D9D9D9"/>
           </w:tcPr>
           <w:p>
@@ -1952,7 +1963,7 @@
         </w:tc>
         <w:tc>
           <w:tcPr>
-            <w:tcW w:type="dxa" w:w="3324"/>
+            <w:tcW w:type="dxa" w:w="4252"/>
             <w:shd w:val="clear" w:color="auto" w:fill="D9D9D9"/>
           </w:tcPr>
           <w:p>
@@ -1974,7 +1985,7 @@
       <w:tr>
         <w:tc>
           <w:tcPr>
-            <w:tcW w:type="dxa" w:w="3324"/>
+            <w:tcW w:type="dxa" w:w="680"/>
           </w:tcPr>
           <w:p>
             <w:pPr>
@@ -1993,7 +2004,7 @@
         </w:tc>
         <w:tc>
           <w:tcPr>
-            <w:tcW w:type="dxa" w:w="3324"/>
+            <w:tcW w:type="dxa" w:w="4536"/>
           </w:tcPr>
           <w:p>
             <w:pPr>
@@ -2012,7 +2023,7 @@
         </w:tc>
         <w:tc>
           <w:tcPr>
-            <w:tcW w:type="dxa" w:w="3324"/>
+            <w:tcW w:type="dxa" w:w="4252"/>
           </w:tcPr>
           <w:p>
             <w:pPr>
@@ -2032,7 +2043,7 @@
       <w:tr>
         <w:tc>
           <w:tcPr>
-            <w:tcW w:type="dxa" w:w="3324"/>
+            <w:tcW w:type="dxa" w:w="680"/>
           </w:tcPr>
           <w:p>
             <w:pPr>
@@ -2051,7 +2062,7 @@
         </w:tc>
         <w:tc>
           <w:tcPr>
-            <w:tcW w:type="dxa" w:w="3324"/>
+            <w:tcW w:type="dxa" w:w="4536"/>
           </w:tcPr>
           <w:p>
             <w:pPr>
@@ -2070,7 +2081,7 @@
         </w:tc>
         <w:tc>
           <w:tcPr>
-            <w:tcW w:type="dxa" w:w="3324"/>
+            <w:tcW w:type="dxa" w:w="4252"/>
           </w:tcPr>
           <w:p>
             <w:pPr>
@@ -2090,7 +2101,7 @@
       <w:tr>
         <w:tc>
           <w:tcPr>
-            <w:tcW w:type="dxa" w:w="3324"/>
+            <w:tcW w:type="dxa" w:w="680"/>
           </w:tcPr>
           <w:p>
             <w:pPr>
@@ -2109,7 +2120,7 @@
         </w:tc>
         <w:tc>
           <w:tcPr>
-            <w:tcW w:type="dxa" w:w="3324"/>
+            <w:tcW w:type="dxa" w:w="4536"/>
           </w:tcPr>
           <w:p>
             <w:pPr>
@@ -2128,7 +2139,7 @@
         </w:tc>
         <w:tc>
           <w:tcPr>
-            <w:tcW w:type="dxa" w:w="3324"/>
+            <w:tcW w:type="dxa" w:w="4252"/>
           </w:tcPr>
           <w:p>
             <w:pPr>
@@ -2148,7 +2159,7 @@
       <w:tr>
         <w:tc>
           <w:tcPr>
-            <w:tcW w:type="dxa" w:w="3324"/>
+            <w:tcW w:type="dxa" w:w="680"/>
           </w:tcPr>
           <w:p>
             <w:pPr>
@@ -2167,7 +2178,7 @@
         </w:tc>
         <w:tc>
           <w:tcPr>
-            <w:tcW w:type="dxa" w:w="3324"/>
+            <w:tcW w:type="dxa" w:w="4536"/>
           </w:tcPr>
           <w:p>
             <w:pPr>
@@ -2186,7 +2197,7 @@
         </w:tc>
         <w:tc>
           <w:tcPr>
-            <w:tcW w:type="dxa" w:w="3324"/>
+            <w:tcW w:type="dxa" w:w="4252"/>
           </w:tcPr>
           <w:p>
             <w:pPr>
@@ -2206,7 +2217,7 @@
       <w:tr>
         <w:tc>
           <w:tcPr>
-            <w:tcW w:type="dxa" w:w="3324"/>
+            <w:tcW w:type="dxa" w:w="680"/>
           </w:tcPr>
           <w:p>
             <w:pPr>
@@ -2225,7 +2236,7 @@
         </w:tc>
         <w:tc>
           <w:tcPr>
-            <w:tcW w:type="dxa" w:w="3324"/>
+            <w:tcW w:type="dxa" w:w="4536"/>
           </w:tcPr>
           <w:p>
             <w:pPr>
@@ -2244,7 +2255,7 @@
         </w:tc>
         <w:tc>
           <w:tcPr>
-            <w:tcW w:type="dxa" w:w="3324"/>
+            <w:tcW w:type="dxa" w:w="4252"/>
           </w:tcPr>
           <w:p>
             <w:pPr>
@@ -2264,7 +2275,7 @@
       <w:tr>
         <w:tc>
           <w:tcPr>
-            <w:tcW w:type="dxa" w:w="3324"/>
+            <w:tcW w:type="dxa" w:w="680"/>
           </w:tcPr>
           <w:p>
             <w:pPr>
@@ -2283,7 +2294,7 @@
         </w:tc>
         <w:tc>
           <w:tcPr>
-            <w:tcW w:type="dxa" w:w="3324"/>
+            <w:tcW w:type="dxa" w:w="4536"/>
           </w:tcPr>
           <w:p>
             <w:pPr>
@@ -2302,7 +2313,7 @@
         </w:tc>
         <w:tc>
           <w:tcPr>
-            <w:tcW w:type="dxa" w:w="3324"/>
+            <w:tcW w:type="dxa" w:w="4252"/>
           </w:tcPr>
           <w:p>
             <w:pPr>
@@ -2322,7 +2333,7 @@
       <w:tr>
         <w:tc>
           <w:tcPr>
-            <w:tcW w:type="dxa" w:w="3324"/>
+            <w:tcW w:type="dxa" w:w="680"/>
           </w:tcPr>
           <w:p>
             <w:pPr>
@@ -2341,7 +2352,7 @@
         </w:tc>
         <w:tc>
           <w:tcPr>
-            <w:tcW w:type="dxa" w:w="3324"/>
+            <w:tcW w:type="dxa" w:w="4536"/>
           </w:tcPr>
           <w:p>
             <w:pPr>
@@ -2360,7 +2371,7 @@
         </w:tc>
         <w:tc>
           <w:tcPr>
-            <w:tcW w:type="dxa" w:w="3324"/>
+            <w:tcW w:type="dxa" w:w="4252"/>
           </w:tcPr>
           <w:p>
             <w:pPr>
@@ -2380,7 +2391,7 @@
       <w:tr>
         <w:tc>
           <w:tcPr>
-            <w:tcW w:type="dxa" w:w="3324"/>
+            <w:tcW w:type="dxa" w:w="680"/>
           </w:tcPr>
           <w:p>
             <w:pPr>
@@ -2399,7 +2410,7 @@
         </w:tc>
         <w:tc>
           <w:tcPr>
-            <w:tcW w:type="dxa" w:w="3324"/>
+            <w:tcW w:type="dxa" w:w="4536"/>
           </w:tcPr>
           <w:p>
             <w:pPr>
@@ -2418,7 +2429,7 @@
         </w:tc>
         <w:tc>
           <w:tcPr>
-            <w:tcW w:type="dxa" w:w="3324"/>
+            <w:tcW w:type="dxa" w:w="4252"/>
           </w:tcPr>
           <w:p>
             <w:pPr>
@@ -2822,6 +2833,7 @@
                 <w:i w:val="0"/>
                 <w:sz w:val="22"/>
               </w:rPr>
+              <w:t>kolokwium; egzamin ustny; ocena sporządzonego dokumentu</w:t>
             </w:r>
           </w:p>
         </w:tc>
@@ -2878,6 +2890,7 @@
                 <w:i w:val="0"/>
                 <w:sz w:val="22"/>
               </w:rPr>
+              <w:t>kolokwium; egzamin ustny; ocena sporządzonego dokumentu</w:t>
             </w:r>
           </w:p>
         </w:tc>
@@ -2934,6 +2947,7 @@
                 <w:i w:val="0"/>
                 <w:sz w:val="22"/>
               </w:rPr>
+              <w:t>kolokwium; egzamin ustny; ocena sporządzonego dokumentu</w:t>
             </w:r>
           </w:p>
         </w:tc>
@@ -3096,6 +3110,7 @@
                 <w:i w:val="0"/>
                 <w:sz w:val="22"/>
               </w:rPr>
+              <w:t>kolokwium; egzamin ustny; ocena sporządzonego dokumentu</w:t>
             </w:r>
           </w:p>
         </w:tc>
@@ -3153,6 +3168,7 @@
                 <w:i w:val="0"/>
                 <w:sz w:val="22"/>
               </w:rPr>
+              <w:t>kolokwium; egzamin ustny; ocena sporządzonego dokumentu</w:t>
             </w:r>
           </w:p>
         </w:tc>
@@ -3315,6 +3331,7 @@
                 <w:i w:val="0"/>
                 <w:sz w:val="22"/>
               </w:rPr>
+              <w:t>kolokwium; egzamin ustny; ocena sporządzonego dokumentu</w:t>
             </w:r>
           </w:p>
         </w:tc>
@@ -3372,6 +3389,7 @@
                 <w:i w:val="0"/>
                 <w:sz w:val="22"/>
               </w:rPr>
+              <w:t>kolokwium; egzamin ustny; ocena sporządzonego dokumentu</w:t>
             </w:r>
           </w:p>
         </w:tc>
@@ -3477,62 +3495,6 @@
                 <w:sz w:val="16"/>
               </w:rPr>
               <w:t>Wyposażenie specjalistyczne konieczne do realizacji przedmiotu</w:t>
-            </w:r>
-          </w:p>
-        </w:tc>
-      </w:tr>
-      <w:tr>
-        <w:tc>
-          <w:tcPr>
-            <w:tcW w:type="dxa" w:w="3324"/>
-          </w:tcPr>
-          <w:p>
-            <w:pPr>
-              <w:spacing w:before="20" w:after="20"/>
-            </w:pPr>
-            <w:r>
-              <w:rPr>
-                <w:rFonts w:ascii="Aptos" w:hAnsi="Aptos"/>
-                <w:b w:val="0"/>
-                <w:i w:val="0"/>
-                <w:sz w:val="22"/>
-              </w:rPr>
-            </w:r>
-          </w:p>
-        </w:tc>
-        <w:tc>
-          <w:tcPr>
-            <w:tcW w:type="dxa" w:w="3324"/>
-          </w:tcPr>
-          <w:p>
-            <w:pPr>
-              <w:spacing w:before="20" w:after="20"/>
-            </w:pPr>
-            <w:r>
-              <w:rPr>
-                <w:rFonts w:ascii="Aptos" w:hAnsi="Aptos"/>
-                <w:b w:val="0"/>
-                <w:i w:val="0"/>
-                <w:sz w:val="22"/>
-              </w:rPr>
-            </w:r>
-          </w:p>
-        </w:tc>
-        <w:tc>
-          <w:tcPr>
-            <w:tcW w:type="dxa" w:w="3324"/>
-          </w:tcPr>
-          <w:p>
-            <w:pPr>
-              <w:spacing w:before="20" w:after="20"/>
-            </w:pPr>
-            <w:r>
-              <w:rPr>
-                <w:rFonts w:ascii="Aptos" w:hAnsi="Aptos"/>
-                <w:b w:val="0"/>
-                <w:i w:val="0"/>
-                <w:sz w:val="22"/>
-              </w:rPr>
             </w:r>
           </w:p>
         </w:tc>

--- a/public/assets/files/stacjonarne/HIS2.docx
+++ b/public/assets/files/stacjonarne/HIS2.docx
@@ -315,7 +315,7 @@
                 <w:i w:val="0"/>
                 <w:sz w:val="22"/>
               </w:rPr>
-              <w:t>3</w:t>
+              <w:t>2</w:t>
             </w:r>
           </w:p>
         </w:tc>

--- a/public/assets/files/stacjonarne/HIS2.docx
+++ b/public/assets/files/stacjonarne/HIS2.docx
@@ -1093,7 +1093,6 @@
                 <w:i w:val="0"/>
                 <w:sz w:val="22"/>
               </w:rPr>
-              <w:t>15</w:t>
             </w:r>
           </w:p>
         </w:tc>
@@ -1113,7 +1112,6 @@
                 <w:i w:val="0"/>
                 <w:sz w:val="22"/>
               </w:rPr>
-              <w:t>0.6</w:t>
             </w:r>
           </w:p>
         </w:tc>

--- a/public/assets/files/stacjonarne/HIS2.docx
+++ b/public/assets/files/stacjonarne/HIS2.docx
@@ -2831,121 +2831,6 @@
                 <w:i w:val="0"/>
                 <w:sz w:val="22"/>
               </w:rPr>
-              <w:t>kolokwium; egzamin ustny; ocena sporządzonego dokumentu</w:t>
-            </w:r>
-          </w:p>
-        </w:tc>
-      </w:tr>
-      <w:tr>
-        <w:tc>
-          <w:tcPr>
-            <w:tcW w:type="dxa" w:w="3324"/>
-          </w:tcPr>
-          <w:p>
-            <w:pPr>
-              <w:spacing w:before="20" w:after="20"/>
-            </w:pPr>
-            <w:r>
-              <w:rPr>
-                <w:rFonts w:ascii="Aptos" w:hAnsi="Aptos"/>
-                <w:b w:val="0"/>
-                <w:i w:val="0"/>
-                <w:sz w:val="22"/>
-              </w:rPr>
-            </w:r>
-          </w:p>
-        </w:tc>
-        <w:tc>
-          <w:tcPr>
-            <w:tcW w:type="dxa" w:w="3324"/>
-          </w:tcPr>
-          <w:p>
-            <w:pPr>
-              <w:spacing w:before="20" w:after="20"/>
-            </w:pPr>
-            <w:r>
-              <w:rPr>
-                <w:rFonts w:ascii="Aptos" w:hAnsi="Aptos"/>
-                <w:b w:val="0"/>
-                <w:i w:val="0"/>
-                <w:sz w:val="22"/>
-              </w:rPr>
-            </w:r>
-          </w:p>
-        </w:tc>
-        <w:tc>
-          <w:tcPr>
-            <w:tcW w:type="dxa" w:w="3324"/>
-          </w:tcPr>
-          <w:p>
-            <w:pPr>
-              <w:spacing w:before="20" w:after="20"/>
-            </w:pPr>
-            <w:r>
-              <w:rPr>
-                <w:rFonts w:ascii="Aptos" w:hAnsi="Aptos"/>
-                <w:b w:val="0"/>
-                <w:i w:val="0"/>
-                <w:sz w:val="22"/>
-              </w:rPr>
-              <w:t>kolokwium; egzamin ustny; ocena sporządzonego dokumentu</w:t>
-            </w:r>
-          </w:p>
-        </w:tc>
-      </w:tr>
-      <w:tr>
-        <w:tc>
-          <w:tcPr>
-            <w:tcW w:type="dxa" w:w="3324"/>
-          </w:tcPr>
-          <w:p>
-            <w:pPr>
-              <w:spacing w:before="20" w:after="20"/>
-            </w:pPr>
-            <w:r>
-              <w:rPr>
-                <w:rFonts w:ascii="Aptos" w:hAnsi="Aptos"/>
-                <w:b w:val="0"/>
-                <w:i w:val="0"/>
-                <w:sz w:val="22"/>
-              </w:rPr>
-            </w:r>
-          </w:p>
-        </w:tc>
-        <w:tc>
-          <w:tcPr>
-            <w:tcW w:type="dxa" w:w="3324"/>
-          </w:tcPr>
-          <w:p>
-            <w:pPr>
-              <w:spacing w:before="20" w:after="20"/>
-            </w:pPr>
-            <w:r>
-              <w:rPr>
-                <w:rFonts w:ascii="Aptos" w:hAnsi="Aptos"/>
-                <w:b w:val="0"/>
-                <w:i w:val="0"/>
-                <w:sz w:val="22"/>
-              </w:rPr>
-            </w:r>
-          </w:p>
-        </w:tc>
-        <w:tc>
-          <w:tcPr>
-            <w:tcW w:type="dxa" w:w="3324"/>
-          </w:tcPr>
-          <w:p>
-            <w:pPr>
-              <w:spacing w:before="20" w:after="20"/>
-            </w:pPr>
-            <w:r>
-              <w:rPr>
-                <w:rFonts w:ascii="Aptos" w:hAnsi="Aptos"/>
-                <w:b w:val="0"/>
-                <w:i w:val="0"/>
-                <w:sz w:val="22"/>
-              </w:rPr>
-              <w:t>kolokwium; egzamin ustny; ocena sporządzonego dokumentu</w:t>
             </w:r>
           </w:p>
         </w:tc>
@@ -3071,6 +2956,7 @@
                 <w:i w:val="0"/>
                 <w:sz w:val="22"/>
               </w:rPr>
+              <w:t>K_U03</w:t>
             </w:r>
           </w:p>
         </w:tc>
@@ -3108,7 +2994,7 @@
                 <w:i w:val="0"/>
                 <w:sz w:val="22"/>
               </w:rPr>
-              <w:t>kolokwium; egzamin ustny; ocena sporządzonego dokumentu</w:t>
+              <w:t>kolokwium, egzamin ustny, ocena sporządzonego dokumentu</w:t>
             </w:r>
           </w:p>
         </w:tc>
@@ -3129,6 +3015,7 @@
                 <w:i w:val="0"/>
                 <w:sz w:val="22"/>
               </w:rPr>
+              <w:t>K_U06</w:t>
             </w:r>
           </w:p>
         </w:tc>
@@ -3166,7 +3053,7 @@
                 <w:i w:val="0"/>
                 <w:sz w:val="22"/>
               </w:rPr>
-              <w:t>kolokwium; egzamin ustny; ocena sporządzonego dokumentu</w:t>
+              <w:t>kolokwium, egzamin ustny, ocena sporządzonego dokumentu</w:t>
             </w:r>
           </w:p>
         </w:tc>
@@ -3292,6 +3179,7 @@
                 <w:i w:val="0"/>
                 <w:sz w:val="22"/>
               </w:rPr>
+              <w:t>K_K03</w:t>
             </w:r>
           </w:p>
         </w:tc>
@@ -3329,7 +3217,7 @@
                 <w:i w:val="0"/>
                 <w:sz w:val="22"/>
               </w:rPr>
-              <w:t>kolokwium; egzamin ustny; ocena sporządzonego dokumentu</w:t>
+              <w:t>kolokwium, egzamin ustny, ocena sporządzonego dokumentu</w:t>
             </w:r>
           </w:p>
         </w:tc>
@@ -3350,6 +3238,7 @@
                 <w:i w:val="0"/>
                 <w:sz w:val="22"/>
               </w:rPr>
+              <w:t>K_K03</w:t>
             </w:r>
           </w:p>
         </w:tc>
@@ -3387,7 +3276,7 @@
                 <w:i w:val="0"/>
                 <w:sz w:val="22"/>
               </w:rPr>
-              <w:t>kolokwium; egzamin ustny; ocena sporządzonego dokumentu</w:t>
+              <w:t>kolokwium, egzamin ustny, ocena sporządzonego dokumentu</w:t>
             </w:r>
           </w:p>
         </w:tc>

--- a/public/assets/files/stacjonarne/HIS2.docx
+++ b/public/assets/files/stacjonarne/HIS2.docx
@@ -315,7 +315,7 @@
                 <w:i w:val="0"/>
                 <w:sz w:val="22"/>
               </w:rPr>
-              <w:t>2</w:t>
+              <w:t>2.5</w:t>
             </w:r>
           </w:p>
         </w:tc>
@@ -1093,6 +1093,7 @@
                 <w:i w:val="0"/>
                 <w:sz w:val="22"/>
               </w:rPr>
+              <w:t>10</w:t>
             </w:r>
           </w:p>
         </w:tc>
@@ -1112,6 +1113,7 @@
                 <w:i w:val="0"/>
                 <w:sz w:val="22"/>
               </w:rPr>
+              <w:t>0.4</w:t>
             </w:r>
           </w:p>
         </w:tc>

--- a/public/assets/files/stacjonarne/HIS2.docx
+++ b/public/assets/files/stacjonarne/HIS2.docx
@@ -1894,14 +1894,13 @@
       </w:tblPr>
       <w:tblGrid>
         <w:gridCol w:w="680"/>
-        <w:gridCol w:w="4536"/>
-        <w:gridCol w:w="4252"/>
+        <w:gridCol w:w="8788"/>
       </w:tblGrid>
       <w:tr>
         <w:tc>
           <w:tcPr>
             <w:tcW w:type="dxa" w:w="9468"/>
-            <w:gridSpan w:val="3"/>
+            <w:gridSpan w:val="2"/>
             <w:shd w:val="clear" w:color="auto" w:fill="D9D9D9"/>
           </w:tcPr>
           <w:p>
@@ -1943,7 +1942,7 @@
         </w:tc>
         <w:tc>
           <w:tcPr>
-            <w:tcW w:type="dxa" w:w="4536"/>
+            <w:tcW w:type="dxa" w:w="8788"/>
             <w:shd w:val="clear" w:color="auto" w:fill="D9D9D9"/>
           </w:tcPr>
           <w:p>
@@ -1957,27 +1956,7 @@
                 <w:i w:val="0"/>
                 <w:sz w:val="16"/>
               </w:rPr>
-              <w:t>Wykład</w:t>
-            </w:r>
-          </w:p>
-        </w:tc>
-        <w:tc>
-          <w:tcPr>
-            <w:tcW w:type="dxa" w:w="4252"/>
-            <w:shd w:val="clear" w:color="auto" w:fill="D9D9D9"/>
-          </w:tcPr>
-          <w:p>
-            <w:pPr>
-              <w:spacing w:before="20" w:after="20"/>
-            </w:pPr>
-            <w:r>
-              <w:rPr>
-                <w:rFonts w:ascii="Aptos" w:hAnsi="Aptos"/>
-                <w:b/>
-                <w:i w:val="0"/>
-                <w:sz w:val="16"/>
-              </w:rPr>
-              <w:t>Ćwiczenia / Laboratorium / Pracownia</w:t>
+              <w:t>Treści programowe</w:t>
             </w:r>
           </w:p>
         </w:tc>
@@ -2004,7 +1983,7 @@
         </w:tc>
         <w:tc>
           <w:tcPr>
-            <w:tcW w:type="dxa" w:w="4536"/>
+            <w:tcW w:type="dxa" w:w="8788"/>
           </w:tcPr>
           <w:p>
             <w:pPr>
@@ -2018,24 +1997,6 @@
                 <w:sz w:val="22"/>
               </w:rPr>
               <w:t>Życie codzienne – czas zegarowy, czynności wykonywane w różnych porach dnia. Odmiana czasowników regularnych w czasie teraźniejszym.</w:t>
-            </w:r>
-          </w:p>
-        </w:tc>
-        <w:tc>
-          <w:tcPr>
-            <w:tcW w:type="dxa" w:w="4252"/>
-          </w:tcPr>
-          <w:p>
-            <w:pPr>
-              <w:spacing w:before="20" w:after="20"/>
-            </w:pPr>
-            <w:r>
-              <w:rPr>
-                <w:rFonts w:ascii="Aptos" w:hAnsi="Aptos"/>
-                <w:b w:val="0"/>
-                <w:i w:val="0"/>
-                <w:sz w:val="22"/>
-              </w:rPr>
             </w:r>
           </w:p>
         </w:tc>
@@ -2062,7 +2023,7 @@
         </w:tc>
         <w:tc>
           <w:tcPr>
-            <w:tcW w:type="dxa" w:w="4536"/>
+            <w:tcW w:type="dxa" w:w="8788"/>
           </w:tcPr>
           <w:p>
             <w:pPr>
@@ -2076,24 +2037,6 @@
                 <w:sz w:val="22"/>
               </w:rPr>
               <w:t>Życie codzienne – czynności dnia codziennego. Odmiana czasowników nieregularnych (e→ie, o→ue, u→ue, e→i) w czasie teraźniejszym.</w:t>
-            </w:r>
-          </w:p>
-        </w:tc>
-        <w:tc>
-          <w:tcPr>
-            <w:tcW w:type="dxa" w:w="4252"/>
-          </w:tcPr>
-          <w:p>
-            <w:pPr>
-              <w:spacing w:before="20" w:after="20"/>
-            </w:pPr>
-            <w:r>
-              <w:rPr>
-                <w:rFonts w:ascii="Aptos" w:hAnsi="Aptos"/>
-                <w:b w:val="0"/>
-                <w:i w:val="0"/>
-                <w:sz w:val="22"/>
-              </w:rPr>
             </w:r>
           </w:p>
         </w:tc>
@@ -2120,7 +2063,7 @@
         </w:tc>
         <w:tc>
           <w:tcPr>
-            <w:tcW w:type="dxa" w:w="4536"/>
+            <w:tcW w:type="dxa" w:w="8788"/>
           </w:tcPr>
           <w:p>
             <w:pPr>
@@ -2134,24 +2077,6 @@
                 <w:sz w:val="22"/>
               </w:rPr>
               <w:t>Pogoda – zjawiska atmosferyczne, nazwy miesięcy, kierunki geograficzne, pory roku. Użycie rodzajnika określonego przy porach dnia i datach.</w:t>
-            </w:r>
-          </w:p>
-        </w:tc>
-        <w:tc>
-          <w:tcPr>
-            <w:tcW w:type="dxa" w:w="4252"/>
-          </w:tcPr>
-          <w:p>
-            <w:pPr>
-              <w:spacing w:before="20" w:after="20"/>
-            </w:pPr>
-            <w:r>
-              <w:rPr>
-                <w:rFonts w:ascii="Aptos" w:hAnsi="Aptos"/>
-                <w:b w:val="0"/>
-                <w:i w:val="0"/>
-                <w:sz w:val="22"/>
-              </w:rPr>
             </w:r>
           </w:p>
         </w:tc>
@@ -2178,7 +2103,7 @@
         </w:tc>
         <w:tc>
           <w:tcPr>
-            <w:tcW w:type="dxa" w:w="4536"/>
+            <w:tcW w:type="dxa" w:w="8788"/>
           </w:tcPr>
           <w:p>
             <w:pPr>
@@ -2192,24 +2117,6 @@
                 <w:sz w:val="22"/>
               </w:rPr>
               <w:t>Czas wolny – nazwy zainteresowań i upodobań. Czasowniki gustar i encantar w czasie teraźniejszym. Przysłówki tampoco i también.</w:t>
-            </w:r>
-          </w:p>
-        </w:tc>
-        <w:tc>
-          <w:tcPr>
-            <w:tcW w:type="dxa" w:w="4252"/>
-          </w:tcPr>
-          <w:p>
-            <w:pPr>
-              <w:spacing w:before="20" w:after="20"/>
-            </w:pPr>
-            <w:r>
-              <w:rPr>
-                <w:rFonts w:ascii="Aptos" w:hAnsi="Aptos"/>
-                <w:b w:val="0"/>
-                <w:i w:val="0"/>
-                <w:sz w:val="22"/>
-              </w:rPr>
             </w:r>
           </w:p>
         </w:tc>
@@ -2236,7 +2143,7 @@
         </w:tc>
         <w:tc>
           <w:tcPr>
-            <w:tcW w:type="dxa" w:w="4536"/>
+            <w:tcW w:type="dxa" w:w="8788"/>
           </w:tcPr>
           <w:p>
             <w:pPr>
@@ -2250,24 +2157,6 @@
                 <w:sz w:val="22"/>
               </w:rPr>
               <w:t>Jedzenie – artykuły spożywcze i rodzaje opakowań, piramida żywieniowa. Przysłówki i wyrażenia czasu. Posiłki w Kolumbii i Hiszpanii.</w:t>
-            </w:r>
-          </w:p>
-        </w:tc>
-        <w:tc>
-          <w:tcPr>
-            <w:tcW w:type="dxa" w:w="4252"/>
-          </w:tcPr>
-          <w:p>
-            <w:pPr>
-              <w:spacing w:before="20" w:after="20"/>
-            </w:pPr>
-            <w:r>
-              <w:rPr>
-                <w:rFonts w:ascii="Aptos" w:hAnsi="Aptos"/>
-                <w:b w:val="0"/>
-                <w:i w:val="0"/>
-                <w:sz w:val="22"/>
-              </w:rPr>
             </w:r>
           </w:p>
         </w:tc>
@@ -2294,7 +2183,7 @@
         </w:tc>
         <w:tc>
           <w:tcPr>
-            <w:tcW w:type="dxa" w:w="4536"/>
+            <w:tcW w:type="dxa" w:w="8788"/>
           </w:tcPr>
           <w:p>
             <w:pPr>
@@ -2308,24 +2197,6 @@
                 <w:sz w:val="22"/>
               </w:rPr>
               <w:t>Jedzenie – nazwy potraw i posiłków, składanie i przyjmowanie zamówień w lokalu gastronomicznym. Powtórzenie wiadomości.</w:t>
-            </w:r>
-          </w:p>
-        </w:tc>
-        <w:tc>
-          <w:tcPr>
-            <w:tcW w:type="dxa" w:w="4252"/>
-          </w:tcPr>
-          <w:p>
-            <w:pPr>
-              <w:spacing w:before="20" w:after="20"/>
-            </w:pPr>
-            <w:r>
-              <w:rPr>
-                <w:rFonts w:ascii="Aptos" w:hAnsi="Aptos"/>
-                <w:b w:val="0"/>
-                <w:i w:val="0"/>
-                <w:sz w:val="22"/>
-              </w:rPr>
             </w:r>
           </w:p>
         </w:tc>
@@ -2352,7 +2223,7 @@
         </w:tc>
         <w:tc>
           <w:tcPr>
-            <w:tcW w:type="dxa" w:w="4536"/>
+            <w:tcW w:type="dxa" w:w="8788"/>
           </w:tcPr>
           <w:p>
             <w:pPr>
@@ -2366,24 +2237,6 @@
                 <w:sz w:val="22"/>
               </w:rPr>
               <w:t>Świat technologii – słownictwo związane z branżą IT.</w:t>
-            </w:r>
-          </w:p>
-        </w:tc>
-        <w:tc>
-          <w:tcPr>
-            <w:tcW w:type="dxa" w:w="4252"/>
-          </w:tcPr>
-          <w:p>
-            <w:pPr>
-              <w:spacing w:before="20" w:after="20"/>
-            </w:pPr>
-            <w:r>
-              <w:rPr>
-                <w:rFonts w:ascii="Aptos" w:hAnsi="Aptos"/>
-                <w:b w:val="0"/>
-                <w:i w:val="0"/>
-                <w:sz w:val="22"/>
-              </w:rPr>
             </w:r>
           </w:p>
         </w:tc>
@@ -2410,7 +2263,7 @@
         </w:tc>
         <w:tc>
           <w:tcPr>
-            <w:tcW w:type="dxa" w:w="4536"/>
+            <w:tcW w:type="dxa" w:w="8788"/>
           </w:tcPr>
           <w:p>
             <w:pPr>
@@ -2424,24 +2277,6 @@
                 <w:sz w:val="22"/>
               </w:rPr>
               <w:t>Zawód informatyka – szkolenia, kompetencje, praca. Stopień najwyższy przymiotników i przysłówków. Kolokwium zaliczeniowe.</w:t>
-            </w:r>
-          </w:p>
-        </w:tc>
-        <w:tc>
-          <w:tcPr>
-            <w:tcW w:type="dxa" w:w="4252"/>
-          </w:tcPr>
-          <w:p>
-            <w:pPr>
-              <w:spacing w:before="20" w:after="20"/>
-            </w:pPr>
-            <w:r>
-              <w:rPr>
-                <w:rFonts w:ascii="Aptos" w:hAnsi="Aptos"/>
-                <w:b w:val="0"/>
-                <w:i w:val="0"/>
-                <w:sz w:val="22"/>
-              </w:rPr>
             </w:r>
           </w:p>
         </w:tc>

--- a/public/assets/files/stacjonarne/HIS2.docx
+++ b/public/assets/files/stacjonarne/HIS2.docx
@@ -315,7 +315,7 @@
                 <w:i w:val="0"/>
                 <w:sz w:val="22"/>
               </w:rPr>
-              <w:t>2.5</w:t>
+              <w:t>2</w:t>
             </w:r>
           </w:p>
         </w:tc>
